--- a/data/BOLL/美股BOLL布林线监控报告-2026-09-21.docx
+++ b/data/BOLL/美股BOLL布林线监控报告-2026-09-21.docx
@@ -15,7 +15,7 @@
         <w:pStyle w:val="ListBullet"/>
       </w:pPr>
       <w:r>
-        <w:t>生成时间（美东）：2026-09-21 21:38:19 EDT</w:t>
+        <w:t>生成时间（美东）：2026-09-22 21:32:33 EDT</w:t>
       </w:r>
     </w:p>
     <w:p>
@@ -244,7 +244,7 @@
           </w:tcPr>
           <w:p>
             <w:r>
-              <w:t>2.85</w:t>
+              <w:t>2.87</w:t>
             </w:r>
           </w:p>
         </w:tc>
@@ -336,7 +336,7 @@
           </w:tcPr>
           <w:p>
             <w:r>
-              <w:t>2.15</w:t>
+              <w:t>2.16</w:t>
             </w:r>
           </w:p>
         </w:tc>
@@ -428,7 +428,7 @@
           </w:tcPr>
           <w:p>
             <w:r>
-              <w:t>1.85</w:t>
+              <w:t>1.86</w:t>
             </w:r>
           </w:p>
         </w:tc>
@@ -704,7 +704,7 @@
           </w:tcPr>
           <w:p>
             <w:r>
-              <w:t>1.57</w:t>
+              <w:t>1.58</w:t>
             </w:r>
           </w:p>
         </w:tc>
@@ -796,7 +796,7 @@
           </w:tcPr>
           <w:p>
             <w:r>
-              <w:t>1.45</w:t>
+              <w:t>1.46</w:t>
             </w:r>
           </w:p>
         </w:tc>
@@ -888,7 +888,7 @@
           </w:tcPr>
           <w:p>
             <w:r>
-              <w:t>1.39</w:t>
+              <w:t>1.41</w:t>
             </w:r>
           </w:p>
         </w:tc>
@@ -980,7 +980,7 @@
           </w:tcPr>
           <w:p>
             <w:r>
-              <w:t>1.36</w:t>
+              <w:t>1.37</w:t>
             </w:r>
           </w:p>
         </w:tc>
@@ -2084,7 +2084,7 @@
           </w:tcPr>
           <w:p>
             <w:r>
-              <w:t>1.06</w:t>
+              <w:t>1.07</w:t>
             </w:r>
           </w:p>
         </w:tc>
@@ -2544,7 +2544,7 @@
           </w:tcPr>
           <w:p>
             <w:r>
-              <w:t>0.73</w:t>
+              <w:t>0.74</w:t>
             </w:r>
           </w:p>
         </w:tc>
@@ -2753,7 +2753,7 @@
         <w:pStyle w:val="ListBullet"/>
       </w:pPr>
       <w:r>
-        <w:t>成交量：当日 12929000；20日均量 4535900；量比 2.85</w:t>
+        <w:t>成交量：当日 13009900；20日均量 4539945；量比 2.87</w:t>
       </w:r>
     </w:p>
     <w:p>
@@ -2833,7 +2833,7 @@
         <w:pStyle w:val="ListBullet"/>
       </w:pPr>
       <w:r>
-        <w:t>成交量：当日 44270000；20日均量 20557160；量比 2.15</w:t>
+        <w:t>成交量：当日 44494300；20日均量 20568375；量比 2.16</w:t>
       </w:r>
     </w:p>
     <w:p>
@@ -2913,7 +2913,7 @@
         <w:pStyle w:val="ListBullet"/>
       </w:pPr>
       <w:r>
-        <w:t>成交量：当日 190310700；20日均量 102849025；量比 1.85</w:t>
+        <w:t>成交量：当日 191638400；20日均量 102915410；量比 1.86</w:t>
       </w:r>
     </w:p>
     <w:p>
@@ -3073,7 +3073,7 @@
         <w:pStyle w:val="ListBullet"/>
       </w:pPr>
       <w:r>
-        <w:t>成交量：当日 6121700；20日均量 3781600；量比 1.62</w:t>
+        <w:t>成交量：当日 6146000；20日均量 3782815；量比 1.62</w:t>
       </w:r>
     </w:p>
     <w:p>
@@ -3153,7 +3153,7 @@
         <w:pStyle w:val="ListBullet"/>
       </w:pPr>
       <w:r>
-        <w:t>成交量：当日 12844200；20日均量 8156895；量比 1.57</w:t>
+        <w:t>成交量：当日 12887500；20日均量 8159060；量比 1.58</w:t>
       </w:r>
     </w:p>
     <w:p>
@@ -3233,7 +3233,7 @@
         <w:pStyle w:val="ListBullet"/>
       </w:pPr>
       <w:r>
-        <w:t>成交量：当日 14423600；20日均量 9929825；量比 1.45</w:t>
+        <w:t>成交量：当日 14476400；20日均量 9932465；量比 1.46</w:t>
       </w:r>
     </w:p>
     <w:p>
@@ -3313,7 +3313,7 @@
         <w:pStyle w:val="ListBullet"/>
       </w:pPr>
       <w:r>
-        <w:t>成交量：当日 25585100；20日均量 18433185；量比 1.39</w:t>
+        <w:t>成交量：当日 26038700；20日均量 18455865；量比 1.41</w:t>
       </w:r>
     </w:p>
     <w:p>
@@ -3393,7 +3393,7 @@
         <w:pStyle w:val="ListBullet"/>
       </w:pPr>
       <w:r>
-        <w:t>成交量：当日 14456400；20日均量 10623730；量比 1.36</w:t>
+        <w:t>成交量：当日 14506900；20日均量 10626255；量比 1.37</w:t>
       </w:r>
     </w:p>
     <w:p>
@@ -3633,7 +3633,7 @@
         <w:pStyle w:val="ListBullet"/>
       </w:pPr>
       <w:r>
-        <w:t>成交量：当日 9478700；20日均量 6679880；量比 1.42</w:t>
+        <w:t>成交量：当日 9491100；20日均量 6680500；量比 1.42</w:t>
       </w:r>
     </w:p>
     <w:p>
@@ -3793,7 +3793,7 @@
         <w:pStyle w:val="ListBullet"/>
       </w:pPr>
       <w:r>
-        <w:t>成交量：当日 42857800；20日均量 33220945；量比 1.29</w:t>
+        <w:t>成交量：当日 42979400；20日均量 33227025；量比 1.29</w:t>
       </w:r>
     </w:p>
     <w:p>
@@ -3953,7 +3953,7 @@
         <w:pStyle w:val="ListBullet"/>
       </w:pPr>
       <w:r>
-        <w:t>成交量：当日 27873100；20日均量 21321970；量比 1.31</w:t>
+        <w:t>成交量：当日 27959900；20日均量 21326310；量比 1.31</w:t>
       </w:r>
     </w:p>
     <w:p>
@@ -4033,7 +4033,7 @@
         <w:pStyle w:val="ListBullet"/>
       </w:pPr>
       <w:r>
-        <w:t>成交量：当日 18391600；20日均量 14526925；量比 1.27</w:t>
+        <w:t>成交量：当日 18444600；20日均量 14529575；量比 1.27</w:t>
       </w:r>
     </w:p>
     <w:p>
@@ -4113,7 +4113,7 @@
         <w:pStyle w:val="ListBullet"/>
       </w:pPr>
       <w:r>
-        <w:t>成交量：当日 7555100；20日均量 6202455；量比 1.22</w:t>
+        <w:t>成交量：当日 7586500；20日均量 6204025；量比 1.22</w:t>
       </w:r>
     </w:p>
     <w:p>
@@ -4193,7 +4193,7 @@
         <w:pStyle w:val="ListBullet"/>
       </w:pPr>
       <w:r>
-        <w:t>成交量：当日 28060600；20日均量 25147830；量比 1.12</w:t>
+        <w:t>成交量：当日 28174400；20日均量 25153520；量比 1.12</w:t>
       </w:r>
     </w:p>
     <w:p>
@@ -4273,7 +4273,7 @@
         <w:pStyle w:val="ListBullet"/>
       </w:pPr>
       <w:r>
-        <w:t>成交量：当日 6874800；20日均量 6181065；量比 1.11</w:t>
+        <w:t>成交量：当日 6890200；20日均量 6181835；量比 1.11</w:t>
       </w:r>
     </w:p>
     <w:p>
@@ -4353,7 +4353,7 @@
         <w:pStyle w:val="ListBullet"/>
       </w:pPr>
       <w:r>
-        <w:t>成交量：当日 18221100；20日均量 17129185；量比 1.06</w:t>
+        <w:t>成交量：当日 18252200；20日均量 17130740；量比 1.07</w:t>
       </w:r>
     </w:p>
     <w:p>
@@ -4433,7 +4433,7 @@
         <w:pStyle w:val="ListBullet"/>
       </w:pPr>
       <w:r>
-        <w:t>成交量：当日 16439800；20日均量 16448470；量比 1.00</w:t>
+        <w:t>成交量：当日 16512400；20日均量 16452100；量比 1.00</w:t>
       </w:r>
     </w:p>
     <w:p>
@@ -4513,7 +4513,7 @@
         <w:pStyle w:val="ListBullet"/>
       </w:pPr>
       <w:r>
-        <w:t>成交量：当日 21377300；20日均量 22028030；量比 0.97</w:t>
+        <w:t>成交量：当日 21466200；20日均量 22032475；量比 0.97</w:t>
       </w:r>
     </w:p>
     <w:p>
@@ -4593,7 +4593,7 @@
         <w:pStyle w:val="ListBullet"/>
       </w:pPr>
       <w:r>
-        <w:t>成交量：当日 14862300；20日均量 16175090；量比 0.92</w:t>
+        <w:t>成交量：当日 14925000；20日均量 16178225；量比 0.92</w:t>
       </w:r>
     </w:p>
     <w:p>
@@ -4753,7 +4753,7 @@
         <w:pStyle w:val="ListBullet"/>
       </w:pPr>
       <w:r>
-        <w:t>成交量：当日 22329400；20日均量 30445680；量比 0.73</w:t>
+        <w:t>成交量：当日 22418300；20日均量 30450125；量比 0.74</w:t>
       </w:r>
     </w:p>
     <w:p>
